--- a/artifacts/bids/2026-02-10/zayavka_2026-02-10.docx
+++ b/artifacts/bids/2026-02-10/zayavka_2026-02-10.docx
@@ -254,7 +254,7 @@
               <w:jc w:val="right"/>
             </w:pPr>
             <w:r>
-              <w:t>1,293</w:t>
+              <w:t>1,390</w:t>
             </w:r>
           </w:p>
         </w:tc>
@@ -277,7 +277,7 @@
               <w:jc w:val="right"/>
             </w:pPr>
             <w:r>
-              <w:t>0,945</w:t>
+              <w:t>0,966</w:t>
             </w:r>
           </w:p>
         </w:tc>
@@ -302,7 +302,7 @@
               <w:jc w:val="right"/>
             </w:pPr>
             <w:r>
-              <w:t>0,941</w:t>
+              <w:t>0,972</w:t>
             </w:r>
           </w:p>
         </w:tc>
@@ -325,7 +325,7 @@
               <w:jc w:val="right"/>
             </w:pPr>
             <w:r>
-              <w:t>1,273</w:t>
+              <w:t>1,287</w:t>
             </w:r>
           </w:p>
         </w:tc>
@@ -350,7 +350,7 @@
               <w:jc w:val="right"/>
             </w:pPr>
             <w:r>
-              <w:t>0,603</w:t>
+              <w:t>0,621</w:t>
             </w:r>
           </w:p>
         </w:tc>
@@ -373,7 +373,7 @@
               <w:jc w:val="right"/>
             </w:pPr>
             <w:r>
-              <w:t>1,171</w:t>
+              <w:t>1,197</w:t>
             </w:r>
           </w:p>
         </w:tc>
@@ -398,7 +398,7 @@
               <w:jc w:val="right"/>
             </w:pPr>
             <w:r>
-              <w:t>0,649</w:t>
+              <w:t>0,703</w:t>
             </w:r>
           </w:p>
         </w:tc>
@@ -421,7 +421,7 @@
               <w:jc w:val="right"/>
             </w:pPr>
             <w:r>
-              <w:t>0,964</w:t>
+              <w:t>1,016</w:t>
             </w:r>
           </w:p>
         </w:tc>
@@ -446,7 +446,7 @@
               <w:jc w:val="right"/>
             </w:pPr>
             <w:r>
-              <w:t>0,562</w:t>
+              <w:t>0,563</w:t>
             </w:r>
           </w:p>
         </w:tc>
@@ -469,7 +469,7 @@
               <w:jc w:val="right"/>
             </w:pPr>
             <w:r>
-              <w:t>0,640</w:t>
+              <w:t>0,628</w:t>
             </w:r>
           </w:p>
         </w:tc>
@@ -494,7 +494,7 @@
               <w:jc w:val="right"/>
             </w:pPr>
             <w:r>
-              <w:t>0,284</w:t>
+              <w:t>0,268</w:t>
             </w:r>
           </w:p>
         </w:tc>
@@ -517,7 +517,7 @@
               <w:jc w:val="right"/>
             </w:pPr>
             <w:r>
-              <w:t>0,646</w:t>
+              <w:t>0,630</w:t>
             </w:r>
           </w:p>
         </w:tc>
@@ -542,7 +542,7 @@
               <w:jc w:val="right"/>
             </w:pPr>
             <w:r>
-              <w:t>0,564</w:t>
+              <w:t>0,548</w:t>
             </w:r>
           </w:p>
         </w:tc>
@@ -565,7 +565,7 @@
               <w:jc w:val="right"/>
             </w:pPr>
             <w:r>
-              <w:t>0,580</w:t>
+              <w:t>0,569</w:t>
             </w:r>
           </w:p>
         </w:tc>
@@ -590,7 +590,7 @@
               <w:jc w:val="right"/>
             </w:pPr>
             <w:r>
-              <w:t>0,603</w:t>
+              <w:t>0,571</w:t>
             </w:r>
           </w:p>
         </w:tc>
@@ -613,7 +613,7 @@
               <w:jc w:val="right"/>
             </w:pPr>
             <w:r>
-              <w:t>1,543</w:t>
+              <w:t>1,509</w:t>
             </w:r>
           </w:p>
         </w:tc>
@@ -638,7 +638,7 @@
               <w:jc w:val="right"/>
             </w:pPr>
             <w:r>
-              <w:t>0,458</w:t>
+              <w:t>0,530</w:t>
             </w:r>
           </w:p>
         </w:tc>
@@ -661,7 +661,7 @@
               <w:jc w:val="right"/>
             </w:pPr>
             <w:r>
-              <w:t>1,686</w:t>
+              <w:t>1,679</w:t>
             </w:r>
           </w:p>
         </w:tc>
@@ -686,7 +686,7 @@
               <w:jc w:val="right"/>
             </w:pPr>
             <w:r>
-              <w:t>0,732</w:t>
+              <w:t>0,703</w:t>
             </w:r>
           </w:p>
         </w:tc>
@@ -709,7 +709,7 @@
               <w:jc w:val="right"/>
             </w:pPr>
             <w:r>
-              <w:t>2,900</w:t>
+              <w:t>2,834</w:t>
             </w:r>
           </w:p>
         </w:tc>
@@ -734,7 +734,7 @@
               <w:jc w:val="right"/>
             </w:pPr>
             <w:r>
-              <w:t>0,800</w:t>
+              <w:t>0,758</w:t>
             </w:r>
           </w:p>
         </w:tc>
@@ -757,7 +757,7 @@
               <w:jc w:val="right"/>
             </w:pPr>
             <w:r>
-              <w:t>4,325</w:t>
+              <w:t>4,321</w:t>
             </w:r>
           </w:p>
         </w:tc>
@@ -782,7 +782,7 @@
               <w:jc w:val="right"/>
             </w:pPr>
             <w:r>
-              <w:t>0,785</w:t>
+              <w:t>0,804</w:t>
             </w:r>
           </w:p>
         </w:tc>
@@ -805,7 +805,7 @@
               <w:jc w:val="right"/>
             </w:pPr>
             <w:r>
-              <w:t>4,824</w:t>
+              <w:t>4,829</w:t>
             </w:r>
           </w:p>
         </w:tc>
@@ -821,7 +821,7 @@
         <w:rPr>
           <w:b/>
         </w:rPr>
-        <w:t>Итого за сутки: 29,771 МВт·ч.</w:t>
+        <w:t>Итого за сутки: 29,896 МВт·ч.</w:t>
       </w:r>
     </w:p>
     <w:p>
@@ -834,7 +834,7 @@
     </w:p>
     <w:p>
       <w:r>
-        <w:t>Прогноз 4aa85fb70e8e, сформирован 09.02.2026 05:00 (Астана); модель windcast-0.1.0-cascade+direct; погода: Open-Meteo Previous Runs: ECMWF IFS, ECMWF AIFS, ICON, GFS, UKMO, GEM, CMA, выпуск 2026-02-08 18:00:00 UTC.</w:t>
+        <w:t>Прогноз d891487c3cb3, сформирован 09.02.2026 05:00 (Астана); модель windcast-0.1.0-cascade+direct; погода: Open-Meteo Previous Runs: ECMWF IFS, ECMWF AIFS, ICON, GFS, UKMO, GEM, CMA, выпуск 2026-02-08 18:00:00 UTC.</w:t>
       </w:r>
     </w:p>
     <w:tbl>
@@ -940,7 +940,7 @@
           </w:tcPr>
           <w:p>
             <w:r>
-              <w:t>0,073</w:t>
+              <w:t>0,071</w:t>
             </w:r>
           </w:p>
         </w:tc>
@@ -950,7 +950,7 @@
           </w:tcPr>
           <w:p>
             <w:r>
-              <w:t>1,293</w:t>
+              <w:t>1,390</w:t>
             </w:r>
           </w:p>
         </w:tc>
@@ -960,7 +960,7 @@
           </w:tcPr>
           <w:p>
             <w:r>
-              <w:t>3,782</w:t>
+              <w:t>3,802</w:t>
             </w:r>
           </w:p>
         </w:tc>
@@ -970,7 +970,7 @@
           </w:tcPr>
           <w:p>
             <w:r>
-              <w:t>6.1</w:t>
+              <w:t>6.3</w:t>
             </w:r>
           </w:p>
         </w:tc>
@@ -1002,7 +1002,7 @@
           </w:tcPr>
           <w:p>
             <w:r>
-              <w:t>0,032</w:t>
+              <w:t>0,029</w:t>
             </w:r>
           </w:p>
         </w:tc>
@@ -1012,7 +1012,7 @@
           </w:tcPr>
           <w:p>
             <w:r>
-              <w:t>0,941</w:t>
+              <w:t>0,972</w:t>
             </w:r>
           </w:p>
         </w:tc>
@@ -1022,7 +1022,7 @@
           </w:tcPr>
           <w:p>
             <w:r>
-              <w:t>3,788</w:t>
+              <w:t>3,756</w:t>
             </w:r>
           </w:p>
         </w:tc>
@@ -1032,7 +1032,7 @@
           </w:tcPr>
           <w:p>
             <w:r>
-              <w:t>5.8</w:t>
+              <w:t>5.9</w:t>
             </w:r>
           </w:p>
         </w:tc>
@@ -1064,7 +1064,7 @@
           </w:tcPr>
           <w:p>
             <w:r>
-              <w:t>0,019</w:t>
+              <w:t>0,021</w:t>
             </w:r>
           </w:p>
         </w:tc>
@@ -1074,7 +1074,7 @@
           </w:tcPr>
           <w:p>
             <w:r>
-              <w:t>0,603</w:t>
+              <w:t>0,621</w:t>
             </w:r>
           </w:p>
         </w:tc>
@@ -1084,7 +1084,7 @@
           </w:tcPr>
           <w:p>
             <w:r>
-              <w:t>3,708</w:t>
+              <w:t>3,731</w:t>
             </w:r>
           </w:p>
         </w:tc>
@@ -1094,7 +1094,7 @@
           </w:tcPr>
           <w:p>
             <w:r>
-              <w:t>5.0</w:t>
+              <w:t>5.1</w:t>
             </w:r>
           </w:p>
         </w:tc>
@@ -1126,7 +1126,7 @@
           </w:tcPr>
           <w:p>
             <w:r>
-              <w:t>0,018</w:t>
+              <w:t>0,017</w:t>
             </w:r>
           </w:p>
         </w:tc>
@@ -1136,7 +1136,7 @@
           </w:tcPr>
           <w:p>
             <w:r>
-              <w:t>0,649</w:t>
+              <w:t>0,703</w:t>
             </w:r>
           </w:p>
         </w:tc>
@@ -1146,7 +1146,7 @@
           </w:tcPr>
           <w:p>
             <w:r>
-              <w:t>3,399</w:t>
+              <w:t>3,424</w:t>
             </w:r>
           </w:p>
         </w:tc>
@@ -1156,7 +1156,7 @@
           </w:tcPr>
           <w:p>
             <w:r>
-              <w:t>5.2</w:t>
+              <w:t>5.3</w:t>
             </w:r>
           </w:p>
         </w:tc>
@@ -1198,7 +1198,7 @@
           </w:tcPr>
           <w:p>
             <w:r>
-              <w:t>0,562</w:t>
+              <w:t>0,563</w:t>
             </w:r>
           </w:p>
         </w:tc>
@@ -1208,7 +1208,7 @@
           </w:tcPr>
           <w:p>
             <w:r>
-              <w:t>2,962</w:t>
+              <w:t>2,919</w:t>
             </w:r>
           </w:p>
         </w:tc>
@@ -1218,7 +1218,7 @@
           </w:tcPr>
           <w:p>
             <w:r>
-              <w:t>5.0</w:t>
+              <w:t>5.1</w:t>
             </w:r>
           </w:p>
         </w:tc>
@@ -1260,7 +1260,7 @@
           </w:tcPr>
           <w:p>
             <w:r>
-              <w:t>0,284</w:t>
+              <w:t>0,268</w:t>
             </w:r>
           </w:p>
         </w:tc>
@@ -1270,7 +1270,7 @@
           </w:tcPr>
           <w:p>
             <w:r>
-              <w:t>2,445</w:t>
+              <w:t>2,421</w:t>
             </w:r>
           </w:p>
         </w:tc>
@@ -1280,7 +1280,7 @@
           </w:tcPr>
           <w:p>
             <w:r>
-              <w:t>4.2</w:t>
+              <w:t>4.0</w:t>
             </w:r>
           </w:p>
         </w:tc>
@@ -1322,7 +1322,7 @@
           </w:tcPr>
           <w:p>
             <w:r>
-              <w:t>0,564</w:t>
+              <w:t>0,548</w:t>
             </w:r>
           </w:p>
         </w:tc>
@@ -1332,7 +1332,7 @@
           </w:tcPr>
           <w:p>
             <w:r>
-              <w:t>3,855</w:t>
+              <w:t>3,826</w:t>
             </w:r>
           </w:p>
         </w:tc>
@@ -1384,7 +1384,7 @@
           </w:tcPr>
           <w:p>
             <w:r>
-              <w:t>0,603</w:t>
+              <w:t>0,571</w:t>
             </w:r>
           </w:p>
         </w:tc>
@@ -1394,7 +1394,7 @@
           </w:tcPr>
           <w:p>
             <w:r>
-              <w:t>3,546</w:t>
+              <w:t>3,553</w:t>
             </w:r>
           </w:p>
         </w:tc>
@@ -1404,7 +1404,7 @@
           </w:tcPr>
           <w:p>
             <w:r>
-              <w:t>4.8</w:t>
+              <w:t>4.7</w:t>
             </w:r>
           </w:p>
         </w:tc>
@@ -1436,7 +1436,7 @@
           </w:tcPr>
           <w:p>
             <w:r>
-              <w:t>0,016</w:t>
+              <w:t>0,017</w:t>
             </w:r>
           </w:p>
         </w:tc>
@@ -1446,7 +1446,7 @@
           </w:tcPr>
           <w:p>
             <w:r>
-              <w:t>0,458</w:t>
+              <w:t>0,530</w:t>
             </w:r>
           </w:p>
         </w:tc>
@@ -1456,7 +1456,7 @@
           </w:tcPr>
           <w:p>
             <w:r>
-              <w:t>3,663</w:t>
+              <w:t>3,691</w:t>
             </w:r>
           </w:p>
         </w:tc>
@@ -1466,7 +1466,7 @@
           </w:tcPr>
           <w:p>
             <w:r>
-              <w:t>4.8</w:t>
+              <w:t>5.0</w:t>
             </w:r>
           </w:p>
         </w:tc>
@@ -1508,7 +1508,7 @@
           </w:tcPr>
           <w:p>
             <w:r>
-              <w:t>0,732</w:t>
+              <w:t>0,703</w:t>
             </w:r>
           </w:p>
         </w:tc>
@@ -1518,7 +1518,7 @@
           </w:tcPr>
           <w:p>
             <w:r>
-              <w:t>3,977</w:t>
+              <w:t>3,929</w:t>
             </w:r>
           </w:p>
         </w:tc>
@@ -1528,7 +1528,7 @@
           </w:tcPr>
           <w:p>
             <w:r>
-              <w:t>5.1</w:t>
+              <w:t>5.0</w:t>
             </w:r>
           </w:p>
         </w:tc>
@@ -1570,7 +1570,7 @@
           </w:tcPr>
           <w:p>
             <w:r>
-              <w:t>0,800</w:t>
+              <w:t>0,758</w:t>
             </w:r>
           </w:p>
         </w:tc>
@@ -1580,7 +1580,7 @@
           </w:tcPr>
           <w:p>
             <w:r>
-              <w:t>3,429</w:t>
+              <w:t>3,436</w:t>
             </w:r>
           </w:p>
         </w:tc>
@@ -1622,7 +1622,7 @@
           </w:tcPr>
           <w:p>
             <w:r>
-              <w:t>0,026</w:t>
+              <w:t>0,024</w:t>
             </w:r>
           </w:p>
         </w:tc>
@@ -1632,7 +1632,7 @@
           </w:tcPr>
           <w:p>
             <w:r>
-              <w:t>0,785</w:t>
+              <w:t>0,804</w:t>
             </w:r>
           </w:p>
         </w:tc>
@@ -1642,7 +1642,7 @@
           </w:tcPr>
           <w:p>
             <w:r>
-              <w:t>3,115</w:t>
+              <w:t>3,075</w:t>
             </w:r>
           </w:p>
         </w:tc>
@@ -1652,7 +1652,7 @@
           </w:tcPr>
           <w:p>
             <w:r>
-              <w:t>5.3</w:t>
+              <w:t>5.4</w:t>
             </w:r>
           </w:p>
         </w:tc>
@@ -1684,7 +1684,7 @@
           </w:tcPr>
           <w:p>
             <w:r>
-              <w:t>0,019</w:t>
+              <w:t>0,020</w:t>
             </w:r>
           </w:p>
         </w:tc>
@@ -1694,7 +1694,7 @@
           </w:tcPr>
           <w:p>
             <w:r>
-              <w:t>0,945</w:t>
+              <w:t>0,966</w:t>
             </w:r>
           </w:p>
         </w:tc>
@@ -1704,7 +1704,7 @@
           </w:tcPr>
           <w:p>
             <w:r>
-              <w:t>3,177</w:t>
+              <w:t>3,216</w:t>
             </w:r>
           </w:p>
         </w:tc>
@@ -1746,7 +1746,7 @@
           </w:tcPr>
           <w:p>
             <w:r>
-              <w:t>0,081</w:t>
+              <w:t>0,078</w:t>
             </w:r>
           </w:p>
         </w:tc>
@@ -1756,7 +1756,7 @@
           </w:tcPr>
           <w:p>
             <w:r>
-              <w:t>1,273</w:t>
+              <w:t>1,287</w:t>
             </w:r>
           </w:p>
         </w:tc>
@@ -1766,7 +1766,7 @@
           </w:tcPr>
           <w:p>
             <w:r>
-              <w:t>3,641</w:t>
+              <w:t>3,685</w:t>
             </w:r>
           </w:p>
         </w:tc>
@@ -1776,7 +1776,7 @@
           </w:tcPr>
           <w:p>
             <w:r>
-              <w:t>6.1</w:t>
+              <w:t>6.2</w:t>
             </w:r>
           </w:p>
         </w:tc>
@@ -1808,7 +1808,7 @@
           </w:tcPr>
           <w:p>
             <w:r>
-              <w:t>0,046</w:t>
+              <w:t>0,049</w:t>
             </w:r>
           </w:p>
         </w:tc>
@@ -1818,7 +1818,7 @@
           </w:tcPr>
           <w:p>
             <w:r>
-              <w:t>1,171</w:t>
+              <w:t>1,197</w:t>
             </w:r>
           </w:p>
         </w:tc>
@@ -1828,7 +1828,7 @@
           </w:tcPr>
           <w:p>
             <w:r>
-              <w:t>3,912</w:t>
+              <w:t>3,864</w:t>
             </w:r>
           </w:p>
         </w:tc>
@@ -1838,7 +1838,7 @@
           </w:tcPr>
           <w:p>
             <w:r>
-              <w:t>6.2</w:t>
+              <w:t>6.3</w:t>
             </w:r>
           </w:p>
         </w:tc>
@@ -1880,7 +1880,7 @@
           </w:tcPr>
           <w:p>
             <w:r>
-              <w:t>0,964</w:t>
+              <w:t>1,016</w:t>
             </w:r>
           </w:p>
         </w:tc>
@@ -1890,7 +1890,7 @@
           </w:tcPr>
           <w:p>
             <w:r>
-              <w:t>3,815</w:t>
+              <w:t>3,839</w:t>
             </w:r>
           </w:p>
         </w:tc>
@@ -1942,7 +1942,7 @@
           </w:tcPr>
           <w:p>
             <w:r>
-              <w:t>0,640</w:t>
+              <w:t>0,628</w:t>
             </w:r>
           </w:p>
         </w:tc>
@@ -1952,7 +1952,7 @@
           </w:tcPr>
           <w:p>
             <w:r>
-              <w:t>3,597</w:t>
+              <w:t>3,633</w:t>
             </w:r>
           </w:p>
         </w:tc>
@@ -2004,7 +2004,7 @@
           </w:tcPr>
           <w:p>
             <w:r>
-              <w:t>0,646</w:t>
+              <w:t>0,630</w:t>
             </w:r>
           </w:p>
         </w:tc>
@@ -2014,7 +2014,7 @@
           </w:tcPr>
           <w:p>
             <w:r>
-              <w:t>3,550</w:t>
+              <w:t>3,482</w:t>
             </w:r>
           </w:p>
         </w:tc>
@@ -2024,7 +2024,7 @@
           </w:tcPr>
           <w:p>
             <w:r>
-              <w:t>4.9</w:t>
+              <w:t>4.8</w:t>
             </w:r>
           </w:p>
         </w:tc>
@@ -2066,7 +2066,7 @@
           </w:tcPr>
           <w:p>
             <w:r>
-              <w:t>0,580</w:t>
+              <w:t>0,569</w:t>
             </w:r>
           </w:p>
         </w:tc>
@@ -2076,7 +2076,7 @@
           </w:tcPr>
           <w:p>
             <w:r>
-              <w:t>3,069</w:t>
+              <w:t>3,054</w:t>
             </w:r>
           </w:p>
         </w:tc>
@@ -2118,7 +2118,7 @@
           </w:tcPr>
           <w:p>
             <w:r>
-              <w:t>0,046</w:t>
+              <w:t>0,045</w:t>
             </w:r>
           </w:p>
         </w:tc>
@@ -2128,7 +2128,7 @@
           </w:tcPr>
           <w:p>
             <w:r>
-              <w:t>1,543</w:t>
+              <w:t>1,509</w:t>
             </w:r>
           </w:p>
         </w:tc>
@@ -2138,7 +2138,7 @@
           </w:tcPr>
           <w:p>
             <w:r>
-              <w:t>3,799</w:t>
+              <w:t>3,811</w:t>
             </w:r>
           </w:p>
         </w:tc>
@@ -2180,7 +2180,7 @@
           </w:tcPr>
           <w:p>
             <w:r>
-              <w:t>0,110</w:t>
+              <w:t>0,111</w:t>
             </w:r>
           </w:p>
         </w:tc>
@@ -2190,7 +2190,7 @@
           </w:tcPr>
           <w:p>
             <w:r>
-              <w:t>1,686</w:t>
+              <w:t>1,679</w:t>
             </w:r>
           </w:p>
         </w:tc>
@@ -2200,7 +2200,7 @@
           </w:tcPr>
           <w:p>
             <w:r>
-              <w:t>4,559</w:t>
+              <w:t>4,566</w:t>
             </w:r>
           </w:p>
         </w:tc>
@@ -2242,7 +2242,7 @@
           </w:tcPr>
           <w:p>
             <w:r>
-              <w:t>0,364</w:t>
+              <w:t>0,357</w:t>
             </w:r>
           </w:p>
         </w:tc>
@@ -2252,7 +2252,7 @@
           </w:tcPr>
           <w:p>
             <w:r>
-              <w:t>2,900</w:t>
+              <w:t>2,834</w:t>
             </w:r>
           </w:p>
         </w:tc>
@@ -2262,7 +2262,7 @@
           </w:tcPr>
           <w:p>
             <w:r>
-              <w:t>4,865</w:t>
+              <w:t>4,873</w:t>
             </w:r>
           </w:p>
         </w:tc>
@@ -2272,7 +2272,7 @@
           </w:tcPr>
           <w:p>
             <w:r>
-              <w:t>8.7</w:t>
+              <w:t>8.6</w:t>
             </w:r>
           </w:p>
         </w:tc>
@@ -2304,7 +2304,7 @@
           </w:tcPr>
           <w:p>
             <w:r>
-              <w:t>2,210</w:t>
+              <w:t>2,230</w:t>
             </w:r>
           </w:p>
         </w:tc>
@@ -2314,7 +2314,7 @@
           </w:tcPr>
           <w:p>
             <w:r>
-              <w:t>4,325</w:t>
+              <w:t>4,321</w:t>
             </w:r>
           </w:p>
         </w:tc>
@@ -2366,7 +2366,7 @@
           </w:tcPr>
           <w:p>
             <w:r>
-              <w:t>3,593</w:t>
+              <w:t>3,580</w:t>
             </w:r>
           </w:p>
         </w:tc>
@@ -2376,7 +2376,7 @@
           </w:tcPr>
           <w:p>
             <w:r>
-              <w:t>4,824</w:t>
+              <w:t>4,829</w:t>
             </w:r>
           </w:p>
         </w:tc>
@@ -2386,7 +2386,7 @@
           </w:tcPr>
           <w:p>
             <w:r>
-              <w:t>4,974</w:t>
+              <w:t>4,981</w:t>
             </w:r>
           </w:p>
         </w:tc>
@@ -2423,7 +2423,7 @@
         <w:pStyle w:val="ListBullet"/>
       </w:pPr>
       <w:r>
-        <w:t>резкий рост на 3.13 МВт за 3 ч к 23:00</w:t>
+        <w:t>резкий рост на 3.15 МВт за 3 ч к 23:00</w:t>
       </w:r>
     </w:p>
     <w:p>
@@ -2560,7 +2560,7 @@
           </w:tcPr>
           <w:p>
             <w:r>
-              <w:t>0,509</w:t>
+              <w:t>0,516</w:t>
             </w:r>
           </w:p>
         </w:tc>
@@ -2570,7 +2570,7 @@
           </w:tcPr>
           <w:p>
             <w:r>
-              <w:t>0,941 → 0,432</w:t>
+              <w:t>0,972 → 0,456</w:t>
             </w:r>
           </w:p>
         </w:tc>
@@ -2622,7 +2622,7 @@
           </w:tcPr>
           <w:p>
             <w:r>
-              <w:t>0,516</w:t>
+              <w:t>0,617</w:t>
             </w:r>
           </w:p>
         </w:tc>
@@ -2632,7 +2632,7 @@
           </w:tcPr>
           <w:p>
             <w:r>
-              <w:t>0,732 → 1,248</w:t>
+              <w:t>0,703 → 1,320</w:t>
             </w:r>
           </w:p>
         </w:tc>
@@ -2684,7 +2684,7 @@
           </w:tcPr>
           <w:p>
             <w:r>
-              <w:t>0,546</w:t>
+              <w:t>0,611</w:t>
             </w:r>
           </w:p>
         </w:tc>
@@ -2694,7 +2694,7 @@
           </w:tcPr>
           <w:p>
             <w:r>
-              <w:t>0,800 → 1,346</w:t>
+              <w:t>0,758 → 1,369</w:t>
             </w:r>
           </w:p>
         </w:tc>
@@ -2746,7 +2746,7 @@
           </w:tcPr>
           <w:p>
             <w:r>
-              <w:t>0,739</w:t>
+              <w:t>0,763</w:t>
             </w:r>
           </w:p>
         </w:tc>
@@ -2756,7 +2756,7 @@
           </w:tcPr>
           <w:p>
             <w:r>
-              <w:t>1,171 → 0,432</w:t>
+              <w:t>1,197 → 0,434</w:t>
             </w:r>
           </w:p>
         </w:tc>
@@ -2808,7 +2808,7 @@
           </w:tcPr>
           <w:p>
             <w:r>
-              <w:t>0,741</w:t>
+              <w:t>0,803</w:t>
             </w:r>
           </w:p>
         </w:tc>
@@ -2818,7 +2818,7 @@
           </w:tcPr>
           <w:p>
             <w:r>
-              <w:t>1,686 → 2,427</w:t>
+              <w:t>1,679 → 2,482</w:t>
             </w:r>
           </w:p>
         </w:tc>
@@ -2870,7 +2870,7 @@
           </w:tcPr>
           <w:p>
             <w:r>
-              <w:t>1,297</w:t>
+              <w:t>1,398</w:t>
             </w:r>
           </w:p>
         </w:tc>
@@ -2880,7 +2880,7 @@
           </w:tcPr>
           <w:p>
             <w:r>
-              <w:t>2,900 → 4,197</w:t>
+              <w:t>2,834 → 4,232</w:t>
             </w:r>
           </w:p>
         </w:tc>
@@ -2932,7 +2932,7 @@
           </w:tcPr>
           <w:p>
             <w:r>
-              <w:t>0,571</w:t>
+              <w:t>0,575</w:t>
             </w:r>
           </w:p>
         </w:tc>
@@ -2942,7 +2942,7 @@
           </w:tcPr>
           <w:p>
             <w:r>
-              <w:t>4,325 → 4,896</w:t>
+              <w:t>4,321 → 4,896</w:t>
             </w:r>
           </w:p>
         </w:tc>

--- a/artifacts/bids/2026-02-10/zayavka_2026-02-10.docx
+++ b/artifacts/bids/2026-02-10/zayavka_2026-02-10.docx
@@ -254,7 +254,7 @@
               <w:jc w:val="right"/>
             </w:pPr>
             <w:r>
-              <w:t>1,390</w:t>
+              <w:t>1,444</w:t>
             </w:r>
           </w:p>
         </w:tc>
@@ -277,7 +277,7 @@
               <w:jc w:val="right"/>
             </w:pPr>
             <w:r>
-              <w:t>0,966</w:t>
+              <w:t>1,026</w:t>
             </w:r>
           </w:p>
         </w:tc>
@@ -302,7 +302,7 @@
               <w:jc w:val="right"/>
             </w:pPr>
             <w:r>
-              <w:t>0,972</w:t>
+              <w:t>0,935</w:t>
             </w:r>
           </w:p>
         </w:tc>
@@ -325,7 +325,7 @@
               <w:jc w:val="right"/>
             </w:pPr>
             <w:r>
-              <w:t>1,287</w:t>
+              <w:t>1,365</w:t>
             </w:r>
           </w:p>
         </w:tc>
@@ -350,7 +350,7 @@
               <w:jc w:val="right"/>
             </w:pPr>
             <w:r>
-              <w:t>0,621</w:t>
+              <w:t>0,542</w:t>
             </w:r>
           </w:p>
         </w:tc>
@@ -373,7 +373,7 @@
               <w:jc w:val="right"/>
             </w:pPr>
             <w:r>
-              <w:t>1,197</w:t>
+              <w:t>1,196</w:t>
             </w:r>
           </w:p>
         </w:tc>
@@ -398,7 +398,7 @@
               <w:jc w:val="right"/>
             </w:pPr>
             <w:r>
-              <w:t>0,703</w:t>
+              <w:t>0,623</w:t>
             </w:r>
           </w:p>
         </w:tc>
@@ -421,7 +421,7 @@
               <w:jc w:val="right"/>
             </w:pPr>
             <w:r>
-              <w:t>1,016</w:t>
+              <w:t>1,050</w:t>
             </w:r>
           </w:p>
         </w:tc>
@@ -446,7 +446,7 @@
               <w:jc w:val="right"/>
             </w:pPr>
             <w:r>
-              <w:t>0,563</w:t>
+              <w:t>0,540</w:t>
             </w:r>
           </w:p>
         </w:tc>
@@ -469,7 +469,7 @@
               <w:jc w:val="right"/>
             </w:pPr>
             <w:r>
-              <w:t>0,628</w:t>
+              <w:t>0,587</w:t>
             </w:r>
           </w:p>
         </w:tc>
@@ -494,7 +494,7 @@
               <w:jc w:val="right"/>
             </w:pPr>
             <w:r>
-              <w:t>0,268</w:t>
+              <w:t>0,166</w:t>
             </w:r>
           </w:p>
         </w:tc>
@@ -517,7 +517,7 @@
               <w:jc w:val="right"/>
             </w:pPr>
             <w:r>
-              <w:t>0,630</w:t>
+              <w:t>0,600</w:t>
             </w:r>
           </w:p>
         </w:tc>
@@ -542,7 +542,7 @@
               <w:jc w:val="right"/>
             </w:pPr>
             <w:r>
-              <w:t>0,548</w:t>
+              <w:t>0,418</w:t>
             </w:r>
           </w:p>
         </w:tc>
@@ -565,7 +565,7 @@
               <w:jc w:val="right"/>
             </w:pPr>
             <w:r>
-              <w:t>0,569</w:t>
+              <w:t>0,500</w:t>
             </w:r>
           </w:p>
         </w:tc>
@@ -590,7 +590,7 @@
               <w:jc w:val="right"/>
             </w:pPr>
             <w:r>
-              <w:t>0,571</w:t>
+              <w:t>0,496</w:t>
             </w:r>
           </w:p>
         </w:tc>
@@ -613,7 +613,7 @@
               <w:jc w:val="right"/>
             </w:pPr>
             <w:r>
-              <w:t>1,509</w:t>
+              <w:t>1,650</w:t>
             </w:r>
           </w:p>
         </w:tc>
@@ -638,7 +638,7 @@
               <w:jc w:val="right"/>
             </w:pPr>
             <w:r>
-              <w:t>0,530</w:t>
+              <w:t>0,476</w:t>
             </w:r>
           </w:p>
         </w:tc>
@@ -661,7 +661,7 @@
               <w:jc w:val="right"/>
             </w:pPr>
             <w:r>
-              <w:t>1,679</w:t>
+              <w:t>1,758</w:t>
             </w:r>
           </w:p>
         </w:tc>
@@ -686,7 +686,7 @@
               <w:jc w:val="right"/>
             </w:pPr>
             <w:r>
-              <w:t>0,703</w:t>
+              <w:t>0,656</w:t>
             </w:r>
           </w:p>
         </w:tc>
@@ -709,7 +709,7 @@
               <w:jc w:val="right"/>
             </w:pPr>
             <w:r>
-              <w:t>2,834</w:t>
+              <w:t>2,739</w:t>
             </w:r>
           </w:p>
         </w:tc>
@@ -734,7 +734,7 @@
               <w:jc w:val="right"/>
             </w:pPr>
             <w:r>
-              <w:t>0,758</w:t>
+              <w:t>0,716</w:t>
             </w:r>
           </w:p>
         </w:tc>
@@ -757,7 +757,7 @@
               <w:jc w:val="right"/>
             </w:pPr>
             <w:r>
-              <w:t>4,321</w:t>
+              <w:t>4,442</w:t>
             </w:r>
           </w:p>
         </w:tc>
@@ -782,7 +782,7 @@
               <w:jc w:val="right"/>
             </w:pPr>
             <w:r>
-              <w:t>0,804</w:t>
+              <w:t>0,801</w:t>
             </w:r>
           </w:p>
         </w:tc>
@@ -805,7 +805,7 @@
               <w:jc w:val="right"/>
             </w:pPr>
             <w:r>
-              <w:t>4,829</w:t>
+              <w:t>4,890</w:t>
             </w:r>
           </w:p>
         </w:tc>
@@ -821,7 +821,7 @@
         <w:rPr>
           <w:b/>
         </w:rPr>
-        <w:t>Итого за сутки: 29,896 МВт·ч.</w:t>
+        <w:t>Итого за сутки: 29,616 МВт·ч.</w:t>
       </w:r>
     </w:p>
     <w:p>
@@ -834,7 +834,7 @@
     </w:p>
     <w:p>
       <w:r>
-        <w:t>Прогноз d891487c3cb3, сформирован 09.02.2026 05:00 (Астана); модель windcast-0.1.0-cascade+direct; погода: Open-Meteo Previous Runs: ECMWF IFS, ECMWF AIFS, ICON, GFS, UKMO, GEM, CMA, выпуск 2026-02-08 18:00:00 UTC.</w:t>
+        <w:t>Прогноз 43fd67a84b77, сформирован 09.02.2026 05:00 (Астана); модель windcast-0.1.0-cascade+cqr; погода: Open-Meteo Previous Runs: ECMWF IFS, ECMWF AIFS, ICON, GFS, UKMO, GEM, CMA, выпуск 2026-02-08 18:00:00 UTC.</w:t>
       </w:r>
     </w:p>
     <w:tbl>
@@ -940,7 +940,7 @@
           </w:tcPr>
           <w:p>
             <w:r>
-              <w:t>0,071</w:t>
+              <w:t>0,021</w:t>
             </w:r>
           </w:p>
         </w:tc>
@@ -950,7 +950,7 @@
           </w:tcPr>
           <w:p>
             <w:r>
-              <w:t>1,390</w:t>
+              <w:t>1,444</w:t>
             </w:r>
           </w:p>
         </w:tc>
@@ -960,7 +960,7 @@
           </w:tcPr>
           <w:p>
             <w:r>
-              <w:t>3,802</w:t>
+              <w:t>3,933</w:t>
             </w:r>
           </w:p>
         </w:tc>
@@ -1002,7 +1002,7 @@
           </w:tcPr>
           <w:p>
             <w:r>
-              <w:t>0,029</w:t>
+              <w:t>0,006</w:t>
             </w:r>
           </w:p>
         </w:tc>
@@ -1012,7 +1012,7 @@
           </w:tcPr>
           <w:p>
             <w:r>
-              <w:t>0,972</w:t>
+              <w:t>0,935</w:t>
             </w:r>
           </w:p>
         </w:tc>
@@ -1022,7 +1022,7 @@
           </w:tcPr>
           <w:p>
             <w:r>
-              <w:t>3,756</w:t>
+              <w:t>3,961</w:t>
             </w:r>
           </w:p>
         </w:tc>
@@ -1064,7 +1064,7 @@
           </w:tcPr>
           <w:p>
             <w:r>
-              <w:t>0,021</w:t>
+              <w:t>0,000</w:t>
             </w:r>
           </w:p>
         </w:tc>
@@ -1074,7 +1074,7 @@
           </w:tcPr>
           <w:p>
             <w:r>
-              <w:t>0,621</w:t>
+              <w:t>0,542</w:t>
             </w:r>
           </w:p>
         </w:tc>
@@ -1084,7 +1084,7 @@
           </w:tcPr>
           <w:p>
             <w:r>
-              <w:t>3,731</w:t>
+              <w:t>3,872</w:t>
             </w:r>
           </w:p>
         </w:tc>
@@ -1126,7 +1126,7 @@
           </w:tcPr>
           <w:p>
             <w:r>
-              <w:t>0,017</w:t>
+              <w:t>0,000</w:t>
             </w:r>
           </w:p>
         </w:tc>
@@ -1136,7 +1136,7 @@
           </w:tcPr>
           <w:p>
             <w:r>
-              <w:t>0,703</w:t>
+              <w:t>0,623</w:t>
             </w:r>
           </w:p>
         </w:tc>
@@ -1146,7 +1146,7 @@
           </w:tcPr>
           <w:p>
             <w:r>
-              <w:t>3,424</w:t>
+              <w:t>3,583</w:t>
             </w:r>
           </w:p>
         </w:tc>
@@ -1188,7 +1188,7 @@
           </w:tcPr>
           <w:p>
             <w:r>
-              <w:t>0,010</w:t>
+              <w:t>0,000</w:t>
             </w:r>
           </w:p>
         </w:tc>
@@ -1198,7 +1198,7 @@
           </w:tcPr>
           <w:p>
             <w:r>
-              <w:t>0,563</w:t>
+              <w:t>0,540</w:t>
             </w:r>
           </w:p>
         </w:tc>
@@ -1208,7 +1208,7 @@
           </w:tcPr>
           <w:p>
             <w:r>
-              <w:t>2,919</w:t>
+              <w:t>2,958</w:t>
             </w:r>
           </w:p>
         </w:tc>
@@ -1260,7 +1260,7 @@
           </w:tcPr>
           <w:p>
             <w:r>
-              <w:t>0,268</w:t>
+              <w:t>0,166</w:t>
             </w:r>
           </w:p>
         </w:tc>
@@ -1270,7 +1270,7 @@
           </w:tcPr>
           <w:p>
             <w:r>
-              <w:t>2,421</w:t>
+              <w:t>2,398</w:t>
             </w:r>
           </w:p>
         </w:tc>
@@ -1312,7 +1312,7 @@
           </w:tcPr>
           <w:p>
             <w:r>
-              <w:t>0,015</w:t>
+              <w:t>0,000</w:t>
             </w:r>
           </w:p>
         </w:tc>
@@ -1322,7 +1322,7 @@
           </w:tcPr>
           <w:p>
             <w:r>
-              <w:t>0,548</w:t>
+              <w:t>0,418</w:t>
             </w:r>
           </w:p>
         </w:tc>
@@ -1332,7 +1332,7 @@
           </w:tcPr>
           <w:p>
             <w:r>
-              <w:t>3,826</w:t>
+              <w:t>3,917</w:t>
             </w:r>
           </w:p>
         </w:tc>
@@ -1374,7 +1374,7 @@
           </w:tcPr>
           <w:p>
             <w:r>
-              <w:t>0,013</w:t>
+              <w:t>0,000</w:t>
             </w:r>
           </w:p>
         </w:tc>
@@ -1384,7 +1384,7 @@
           </w:tcPr>
           <w:p>
             <w:r>
-              <w:t>0,571</w:t>
+              <w:t>0,496</w:t>
             </w:r>
           </w:p>
         </w:tc>
@@ -1394,7 +1394,7 @@
           </w:tcPr>
           <w:p>
             <w:r>
-              <w:t>3,553</w:t>
+              <w:t>3,620</w:t>
             </w:r>
           </w:p>
         </w:tc>
@@ -1436,7 +1436,7 @@
           </w:tcPr>
           <w:p>
             <w:r>
-              <w:t>0,017</w:t>
+              <w:t>0,000</w:t>
             </w:r>
           </w:p>
         </w:tc>
@@ -1446,7 +1446,7 @@
           </w:tcPr>
           <w:p>
             <w:r>
-              <w:t>0,530</w:t>
+              <w:t>0,476</w:t>
             </w:r>
           </w:p>
         </w:tc>
@@ -1456,7 +1456,7 @@
           </w:tcPr>
           <w:p>
             <w:r>
-              <w:t>3,691</w:t>
+              <w:t>3,853</w:t>
             </w:r>
           </w:p>
         </w:tc>
@@ -1498,7 +1498,7 @@
           </w:tcPr>
           <w:p>
             <w:r>
-              <w:t>0,014</w:t>
+              <w:t>0,000</w:t>
             </w:r>
           </w:p>
         </w:tc>
@@ -1508,7 +1508,7 @@
           </w:tcPr>
           <w:p>
             <w:r>
-              <w:t>0,703</w:t>
+              <w:t>0,656</w:t>
             </w:r>
           </w:p>
         </w:tc>
@@ -1518,7 +1518,7 @@
           </w:tcPr>
           <w:p>
             <w:r>
-              <w:t>3,929</w:t>
+              <w:t>4,168</w:t>
             </w:r>
           </w:p>
         </w:tc>
@@ -1570,7 +1570,7 @@
           </w:tcPr>
           <w:p>
             <w:r>
-              <w:t>0,758</w:t>
+              <w:t>0,716</w:t>
             </w:r>
           </w:p>
         </w:tc>
@@ -1580,7 +1580,7 @@
           </w:tcPr>
           <w:p>
             <w:r>
-              <w:t>3,436</w:t>
+              <w:t>3,478</w:t>
             </w:r>
           </w:p>
         </w:tc>
@@ -1622,7 +1622,7 @@
           </w:tcPr>
           <w:p>
             <w:r>
-              <w:t>0,024</w:t>
+              <w:t>0,018</w:t>
             </w:r>
           </w:p>
         </w:tc>
@@ -1632,7 +1632,7 @@
           </w:tcPr>
           <w:p>
             <w:r>
-              <w:t>0,804</w:t>
+              <w:t>0,801</w:t>
             </w:r>
           </w:p>
         </w:tc>
@@ -1642,7 +1642,7 @@
           </w:tcPr>
           <w:p>
             <w:r>
-              <w:t>3,075</w:t>
+              <w:t>3,096</w:t>
             </w:r>
           </w:p>
         </w:tc>
@@ -1684,7 +1684,7 @@
           </w:tcPr>
           <w:p>
             <w:r>
-              <w:t>0,020</w:t>
+              <w:t>0,011</w:t>
             </w:r>
           </w:p>
         </w:tc>
@@ -1694,7 +1694,7 @@
           </w:tcPr>
           <w:p>
             <w:r>
-              <w:t>0,966</w:t>
+              <w:t>1,026</w:t>
             </w:r>
           </w:p>
         </w:tc>
@@ -1704,7 +1704,7 @@
           </w:tcPr>
           <w:p>
             <w:r>
-              <w:t>3,216</w:t>
+              <w:t>3,306</w:t>
             </w:r>
           </w:p>
         </w:tc>
@@ -1746,7 +1746,7 @@
           </w:tcPr>
           <w:p>
             <w:r>
-              <w:t>0,078</w:t>
+              <w:t>0,040</w:t>
             </w:r>
           </w:p>
         </w:tc>
@@ -1756,7 +1756,7 @@
           </w:tcPr>
           <w:p>
             <w:r>
-              <w:t>1,287</w:t>
+              <w:t>1,365</w:t>
             </w:r>
           </w:p>
         </w:tc>
@@ -1766,7 +1766,7 @@
           </w:tcPr>
           <w:p>
             <w:r>
-              <w:t>3,685</w:t>
+              <w:t>3,786</w:t>
             </w:r>
           </w:p>
         </w:tc>
@@ -1808,7 +1808,7 @@
           </w:tcPr>
           <w:p>
             <w:r>
-              <w:t>0,049</w:t>
+              <w:t>0,007</w:t>
             </w:r>
           </w:p>
         </w:tc>
@@ -1818,7 +1818,7 @@
           </w:tcPr>
           <w:p>
             <w:r>
-              <w:t>1,197</w:t>
+              <w:t>1,196</w:t>
             </w:r>
           </w:p>
         </w:tc>
@@ -1828,7 +1828,7 @@
           </w:tcPr>
           <w:p>
             <w:r>
-              <w:t>3,864</w:t>
+              <w:t>3,940</w:t>
             </w:r>
           </w:p>
         </w:tc>
@@ -1870,7 +1870,7 @@
           </w:tcPr>
           <w:p>
             <w:r>
-              <w:t>0,009</w:t>
+              <w:t>0,000</w:t>
             </w:r>
           </w:p>
         </w:tc>
@@ -1880,7 +1880,7 @@
           </w:tcPr>
           <w:p>
             <w:r>
-              <w:t>1,016</w:t>
+              <w:t>1,050</w:t>
             </w:r>
           </w:p>
         </w:tc>
@@ -1890,7 +1890,7 @@
           </w:tcPr>
           <w:p>
             <w:r>
-              <w:t>3,839</w:t>
+              <w:t>3,886</w:t>
             </w:r>
           </w:p>
         </w:tc>
@@ -1942,7 +1942,7 @@
           </w:tcPr>
           <w:p>
             <w:r>
-              <w:t>0,628</w:t>
+              <w:t>0,587</w:t>
             </w:r>
           </w:p>
         </w:tc>
@@ -1952,7 +1952,7 @@
           </w:tcPr>
           <w:p>
             <w:r>
-              <w:t>3,633</w:t>
+              <w:t>3,737</w:t>
             </w:r>
           </w:p>
         </w:tc>
@@ -1994,7 +1994,7 @@
           </w:tcPr>
           <w:p>
             <w:r>
-              <w:t>0,004</w:t>
+              <w:t>0,000</w:t>
             </w:r>
           </w:p>
         </w:tc>
@@ -2004,7 +2004,7 @@
           </w:tcPr>
           <w:p>
             <w:r>
-              <w:t>0,630</w:t>
+              <w:t>0,600</w:t>
             </w:r>
           </w:p>
         </w:tc>
@@ -2014,7 +2014,7 @@
           </w:tcPr>
           <w:p>
             <w:r>
-              <w:t>3,482</w:t>
+              <w:t>3,667</w:t>
             </w:r>
           </w:p>
         </w:tc>
@@ -2056,7 +2056,7 @@
           </w:tcPr>
           <w:p>
             <w:r>
-              <w:t>0,001</w:t>
+              <w:t>0,000</w:t>
             </w:r>
           </w:p>
         </w:tc>
@@ -2066,7 +2066,7 @@
           </w:tcPr>
           <w:p>
             <w:r>
-              <w:t>0,569</w:t>
+              <w:t>0,500</w:t>
             </w:r>
           </w:p>
         </w:tc>
@@ -2076,7 +2076,7 @@
           </w:tcPr>
           <w:p>
             <w:r>
-              <w:t>3,054</w:t>
+              <w:t>3,078</w:t>
             </w:r>
           </w:p>
         </w:tc>
@@ -2118,7 +2118,7 @@
           </w:tcPr>
           <w:p>
             <w:r>
-              <w:t>0,045</w:t>
+              <w:t>0,004</w:t>
             </w:r>
           </w:p>
         </w:tc>
@@ -2128,7 +2128,7 @@
           </w:tcPr>
           <w:p>
             <w:r>
-              <w:t>1,509</w:t>
+              <w:t>1,650</w:t>
             </w:r>
           </w:p>
         </w:tc>
@@ -2138,7 +2138,7 @@
           </w:tcPr>
           <w:p>
             <w:r>
-              <w:t>3,811</w:t>
+              <w:t>3,925</w:t>
             </w:r>
           </w:p>
         </w:tc>
@@ -2180,7 +2180,7 @@
           </w:tcPr>
           <w:p>
             <w:r>
-              <w:t>0,111</w:t>
+              <w:t>0,034</w:t>
             </w:r>
           </w:p>
         </w:tc>
@@ -2190,7 +2190,7 @@
           </w:tcPr>
           <w:p>
             <w:r>
-              <w:t>1,679</w:t>
+              <w:t>1,758</w:t>
             </w:r>
           </w:p>
         </w:tc>
@@ -2200,7 +2200,7 @@
           </w:tcPr>
           <w:p>
             <w:r>
-              <w:t>4,566</w:t>
+              <w:t>4,777</w:t>
             </w:r>
           </w:p>
         </w:tc>
@@ -2242,7 +2242,7 @@
           </w:tcPr>
           <w:p>
             <w:r>
-              <w:t>0,357</w:t>
+              <w:t>0,184</w:t>
             </w:r>
           </w:p>
         </w:tc>
@@ -2252,7 +2252,7 @@
           </w:tcPr>
           <w:p>
             <w:r>
-              <w:t>2,834</w:t>
+              <w:t>2,739</w:t>
             </w:r>
           </w:p>
         </w:tc>
@@ -2262,7 +2262,7 @@
           </w:tcPr>
           <w:p>
             <w:r>
-              <w:t>4,873</w:t>
+              <w:t>4,984</w:t>
             </w:r>
           </w:p>
         </w:tc>
@@ -2304,7 +2304,7 @@
           </w:tcPr>
           <w:p>
             <w:r>
-              <w:t>2,230</w:t>
+              <w:t>2,356</w:t>
             </w:r>
           </w:p>
         </w:tc>
@@ -2314,7 +2314,7 @@
           </w:tcPr>
           <w:p>
             <w:r>
-              <w:t>4,321</w:t>
+              <w:t>4,442</w:t>
             </w:r>
           </w:p>
         </w:tc>
@@ -2324,7 +2324,7 @@
           </w:tcPr>
           <w:p>
             <w:r>
-              <w:t>4,954</w:t>
+              <w:t>4,996</w:t>
             </w:r>
           </w:p>
         </w:tc>
@@ -2366,7 +2366,7 @@
           </w:tcPr>
           <w:p>
             <w:r>
-              <w:t>3,580</w:t>
+              <w:t>3,699</w:t>
             </w:r>
           </w:p>
         </w:tc>
@@ -2376,7 +2376,7 @@
           </w:tcPr>
           <w:p>
             <w:r>
-              <w:t>4,829</w:t>
+              <w:t>4,890</w:t>
             </w:r>
           </w:p>
         </w:tc>
@@ -2386,7 +2386,7 @@
           </w:tcPr>
           <w:p>
             <w:r>
-              <w:t>4,981</w:t>
+              <w:t>4,985</w:t>
             </w:r>
           </w:p>
         </w:tc>
@@ -2423,7 +2423,7 @@
         <w:pStyle w:val="ListBullet"/>
       </w:pPr>
       <w:r>
-        <w:t>резкий рост на 3.15 МВт за 3 ч к 23:00</w:t>
+        <w:t>резкий рост на 3.13 МВт за 3 ч к 23:00</w:t>
       </w:r>
     </w:p>
     <w:p>
@@ -2560,7 +2560,7 @@
           </w:tcPr>
           <w:p>
             <w:r>
-              <w:t>0,516</w:t>
+              <w:t>0,514</w:t>
             </w:r>
           </w:p>
         </w:tc>
@@ -2570,7 +2570,7 @@
           </w:tcPr>
           <w:p>
             <w:r>
-              <w:t>0,972 → 0,456</w:t>
+              <w:t>0,935 → 0,421</w:t>
             </w:r>
           </w:p>
         </w:tc>
@@ -2622,7 +2622,7 @@
           </w:tcPr>
           <w:p>
             <w:r>
-              <w:t>0,617</w:t>
+              <w:t>0,726</w:t>
             </w:r>
           </w:p>
         </w:tc>
@@ -2632,7 +2632,7 @@
           </w:tcPr>
           <w:p>
             <w:r>
-              <w:t>0,703 → 1,320</w:t>
+              <w:t>0,656 → 1,382</w:t>
             </w:r>
           </w:p>
         </w:tc>
@@ -2684,7 +2684,7 @@
           </w:tcPr>
           <w:p>
             <w:r>
-              <w:t>0,611</w:t>
+              <w:t>0,690</w:t>
             </w:r>
           </w:p>
         </w:tc>
@@ -2694,7 +2694,7 @@
           </w:tcPr>
           <w:p>
             <w:r>
-              <w:t>0,758 → 1,369</w:t>
+              <w:t>0,716 → 1,406</w:t>
             </w:r>
           </w:p>
         </w:tc>
@@ -2746,7 +2746,7 @@
           </w:tcPr>
           <w:p>
             <w:r>
-              <w:t>0,763</w:t>
+              <w:t>0,784</w:t>
             </w:r>
           </w:p>
         </w:tc>
@@ -2756,7 +2756,7 @@
           </w:tcPr>
           <w:p>
             <w:r>
-              <w:t>1,197 → 0,434</w:t>
+              <w:t>1,196 → 0,412</w:t>
             </w:r>
           </w:p>
         </w:tc>
@@ -2767,6 +2767,68 @@
           <w:p>
             <w:r>
               <w:t>10.02 12:00</w:t>
+            </w:r>
+          </w:p>
+        </w:tc>
+      </w:tr>
+      <w:tr>
+        <w:tc>
+          <w:tcPr>
+            <w:tcW w:type="dxa" w:w="1440"/>
+          </w:tcPr>
+          <w:p>
+            <w:r>
+              <w:t>10.02 05:00</w:t>
+            </w:r>
+          </w:p>
+        </w:tc>
+        <w:tc>
+          <w:tcPr>
+            <w:tcW w:type="dxa" w:w="1440"/>
+          </w:tcPr>
+          <w:p>
+            <w:r>
+              <w:t>16:00</w:t>
+            </w:r>
+          </w:p>
+        </w:tc>
+        <w:tc>
+          <w:tcPr>
+            <w:tcW w:type="dxa" w:w="1440"/>
+          </w:tcPr>
+          <w:p>
+            <w:r>
+              <w:t>вниз</w:t>
+            </w:r>
+          </w:p>
+        </w:tc>
+        <w:tc>
+          <w:tcPr>
+            <w:tcW w:type="dxa" w:w="1440"/>
+          </w:tcPr>
+          <w:p>
+            <w:r>
+              <w:t>0,542</w:t>
+            </w:r>
+          </w:p>
+        </w:tc>
+        <w:tc>
+          <w:tcPr>
+            <w:tcW w:type="dxa" w:w="1440"/>
+          </w:tcPr>
+          <w:p>
+            <w:r>
+              <w:t>1,050 → 0,508</w:t>
+            </w:r>
+          </w:p>
+        </w:tc>
+        <w:tc>
+          <w:tcPr>
+            <w:tcW w:type="dxa" w:w="1440"/>
+          </w:tcPr>
+          <w:p>
+            <w:r>
+              <w:t>10.02 13:00</w:t>
             </w:r>
           </w:p>
         </w:tc>
@@ -2808,7 +2870,7 @@
           </w:tcPr>
           <w:p>
             <w:r>
-              <w:t>0,803</w:t>
+              <w:t>0,742</w:t>
             </w:r>
           </w:p>
         </w:tc>
@@ -2818,7 +2880,7 @@
           </w:tcPr>
           <w:p>
             <w:r>
-              <w:t>1,679 → 2,482</w:t>
+              <w:t>1,758 → 2,500</w:t>
             </w:r>
           </w:p>
         </w:tc>
@@ -2870,7 +2932,7 @@
           </w:tcPr>
           <w:p>
             <w:r>
-              <w:t>1,398</w:t>
+              <w:t>1,491</w:t>
             </w:r>
           </w:p>
         </w:tc>
@@ -2880,7 +2942,7 @@
           </w:tcPr>
           <w:p>
             <w:r>
-              <w:t>2,834 → 4,232</w:t>
+              <w:t>2,739 → 4,230</w:t>
             </w:r>
           </w:p>
         </w:tc>
@@ -2891,68 +2953,6 @@
           <w:p>
             <w:r>
               <w:t>10.02 19:00</w:t>
-            </w:r>
-          </w:p>
-        </w:tc>
-      </w:tr>
-      <w:tr>
-        <w:tc>
-          <w:tcPr>
-            <w:tcW w:type="dxa" w:w="1440"/>
-          </w:tcPr>
-          <w:p>
-            <w:r>
-              <w:t>10.02 05:00</w:t>
-            </w:r>
-          </w:p>
-        </w:tc>
-        <w:tc>
-          <w:tcPr>
-            <w:tcW w:type="dxa" w:w="1440"/>
-          </w:tcPr>
-          <w:p>
-            <w:r>
-              <w:t>23:00</w:t>
-            </w:r>
-          </w:p>
-        </w:tc>
-        <w:tc>
-          <w:tcPr>
-            <w:tcW w:type="dxa" w:w="1440"/>
-          </w:tcPr>
-          <w:p>
-            <w:r>
-              <w:t>вверх</w:t>
-            </w:r>
-          </w:p>
-        </w:tc>
-        <w:tc>
-          <w:tcPr>
-            <w:tcW w:type="dxa" w:w="1440"/>
-          </w:tcPr>
-          <w:p>
-            <w:r>
-              <w:t>0,575</w:t>
-            </w:r>
-          </w:p>
-        </w:tc>
-        <w:tc>
-          <w:tcPr>
-            <w:tcW w:type="dxa" w:w="1440"/>
-          </w:tcPr>
-          <w:p>
-            <w:r>
-              <w:t>4,321 → 4,896</w:t>
-            </w:r>
-          </w:p>
-        </w:tc>
-        <w:tc>
-          <w:tcPr>
-            <w:tcW w:type="dxa" w:w="1440"/>
-          </w:tcPr>
-          <w:p>
-            <w:r>
-              <w:t>10.02 20:00</w:t>
             </w:r>
           </w:p>
         </w:tc>
